--- a/ky/wisdom-stories/life-after-sixty.docx
+++ b/ky/wisdom-stories/life-after-sixty.docx
@@ -28,7 +28,7 @@
     </w:p>
     <w:p>
       <w:r>
-        <w:t>Денеңизге көңүл буруңуз. Ден соолугуңузга жана күчүңүзгө жараша кыймылдап, сейилдеп, эс алыңыз. Ден соолукка байланыштуу суроолорду жана керектүү текшерүүлөрдү дарыгериңиз менен кеңешиңиз. Өзүңүздү ашыкча кыйнабаңыз, бирок жашыңызды шылтоо кылып, жакшы көргөн кыймыл-аракеттериңизден да баш тартпаңыз.</w:t>
+        <w:t>Денеңизге көңүл буруңуз. Ден соолугуңузга жана күчүңүзгө жараша кыймылдап, сейилдеп, эс алыңыз. Ден соолукка байланыштуу суроолор жана керектүү текшерүүлөр тууралуу дарыгериңиз менен кеңешиңиз. Өзүңүздү ашыкча кыйнабаңыз, бирок жашыңызды шылтоо кылып, жакшы көргөн кыймыл-аракеттериңизден да баш тартпаңыз.</w:t>
       </w:r>
     </w:p>
     <w:p>
